--- a/docs/QueryBook-Bible.docx
+++ b/docs/QueryBook-Bible.docx
@@ -22362,6 +22362,209 @@
       </w:r>
       <w:r>
         <w:t xml:space="preserve"> the platform numeral series and the language/LIL series remain to be consolidated into one QueryBook series and finalized to 37 CFR 1.84 before filing. Cross-refs: consolidated QueryBook Provisional Patent Application; Registry drawings-consolidation revision (2026-10-01).</w:t>
+      </w:r>
+    </w:p>
+    <w:p>
+      <w:pPr>
+        <w:pStyle w:val="Heading1"/>
+        <w:spacing w:after="90" w:before="220"/>
+      </w:pPr>
+      <w:r>
+        <w:t xml:space="preserve">Amendment — Universal Integrity Audit Service (UIAS): a QueryBook-Delivered Service (2026-10-01)</w:t>
+      </w:r>
+    </w:p>
+    <w:p>
+      <w:pPr>
+        <w:pStyle w:val="Heading2"/>
+        <w:spacing w:after="90" w:before="220"/>
+      </w:pPr>
+      <w:r>
+        <w:t xml:space="preserve">QueryBook’s integrity engine, pointed outward</w:t>
+      </w:r>
+    </w:p>
+    <w:p>
+      <w:pPr>
+        <w:spacing w:after="120"/>
+      </w:pPr>
+      <w:r>
+        <w:rPr>
+          <w:b/>
+          <w:bCs/>
+        </w:rPr>
+        <w:t xml:space="preserve">Additive; service on built primitives.</w:t>
+      </w:r>
+      <w:r>
+        <w:t xml:space="preserve"> The </w:t>
+      </w:r>
+      <w:r>
+        <w:rPr>
+          <w:b/>
+          <w:bCs/>
+        </w:rPr>
+        <w:t xml:space="preserve">Universal Integrity Audit Service (UIAS)</w:t>
+      </w:r>
+      <w:r>
+        <w:t xml:space="preserve"> is a standalone, AI-powered integrity-monitoring, audit, and leakage-defense service that </w:t>
+      </w:r>
+      <w:r>
+        <w:rPr>
+          <w:b/>
+          <w:bCs/>
+        </w:rPr>
+        <w:t xml:space="preserve">QueryBook delivers</w:t>
+      </w:r>
+      <w:r>
+        <w:t xml:space="preserve"> for conventional systems, LLM providers, and AI-agent platforms. It attaches to any monitored system </w:t>
+      </w:r>
+      <w:r>
+        <w:rPr>
+          <w:b/>
+          <w:bCs/>
+        </w:rPr>
+        <w:t xml:space="preserve">without changing that system’s architecture</w:t>
+      </w:r>
+      <w:r>
+        <w:t xml:space="preserve"> and produces </w:t>
+      </w:r>
+      <w:r>
+        <w:rPr>
+          <w:b/>
+          <w:bCs/>
+        </w:rPr>
+        <w:t xml:space="preserve">independent, pre-dispute, cryptographically sealed, continuously verified, complete, and admissible</w:t>
+      </w:r>
+      <w:r>
+        <w:t xml:space="preserve"> evidence of what the system received, processed, and transmitted. UIAS is not a new engine: it is QueryBook’s own primitives pointed at other people’s systems.</w:t>
+      </w:r>
+    </w:p>
+    <w:p>
+      <w:pPr>
+        <w:spacing w:after="120"/>
+      </w:pPr>
+      <w:r>
+        <w:rPr>
+          <w:b/>
+          <w:bCs/>
+        </w:rPr>
+        <w:t xml:space="preserve">Built on QueryBook technology (the mapping).</w:t>
+      </w:r>
+      <w:r>
+        <w:t xml:space="preserve"> A </w:t>
+      </w:r>
+      <w:r>
+        <w:rPr>
+          <w:b/>
+          <w:bCs/>
+        </w:rPr>
+        <w:t xml:space="preserve">sealed record is a Fact Unit</w:t>
+      </w:r>
+      <w:r>
+        <w:t xml:space="preserve"> — content-addressed (SHA-256), provenance-tracked, immutable in the append-only store — with the UIAS seal adding an independent nanosecond timestamp, a one-way submitter-identity hash, a source fingerprint, and the sealing agent’s identity. The </w:t>
+      </w:r>
+      <w:r>
+        <w:rPr>
+          <w:b/>
+          <w:bCs/>
+        </w:rPr>
+        <w:t xml:space="preserve">audit ledger is the UFCS store</w:t>
+      </w:r>
+      <w:r>
+        <w:t xml:space="preserve">, and the </w:t>
+      </w:r>
+      <w:r>
+        <w:rPr>
+          <w:b/>
+          <w:bCs/>
+        </w:rPr>
+        <w:t xml:space="preserve">Proof Package binding is the Response Provenance Hash</w:t>
+      </w:r>
+      <w:r>
+        <w:t xml:space="preserve"> QueryBook already computes. The </w:t>
+      </w:r>
+      <w:r>
+        <w:rPr>
+          <w:b/>
+          <w:bCs/>
+        </w:rPr>
+        <w:t xml:space="preserve">seven-agent ensemble</w:t>
+      </w:r>
+      <w:r>
+        <w:t xml:space="preserve"> (Ingestion, Similarity Detection, Verification, Arbitration, Proof Package, Audit, Connector) are grounded agents on QueryBook’s Agent Architecture (chapter [AX]). The </w:t>
+      </w:r>
+      <w:r>
+        <w:rPr>
+          <w:b/>
+          <w:bCs/>
+        </w:rPr>
+        <w:t xml:space="preserve">Arbitration Agent makes factual, not legal, determinations</w:t>
+      </w:r>
+      <w:r>
+        <w:t xml:space="preserve"> through the </w:t>
+      </w:r>
+      <w:r>
+        <w:rPr>
+          <w:b/>
+          <w:bCs/>
+        </w:rPr>
+        <w:t xml:space="preserve">Prime-Directive gate</w:t>
+      </w:r>
+      <w:r>
+        <w:t xml:space="preserve"> (asserts only what the sealed set entails; VERIFIED/CONTRADICTED/UNKNOWN; refuse rather than invent). </w:t>
+      </w:r>
+      <w:r>
+        <w:rPr>
+          <w:b/>
+          <w:bCs/>
+        </w:rPr>
+        <w:t xml:space="preserve">Cross-submission similarity</w:t>
+      </w:r>
+      <w:r>
+        <w:t xml:space="preserve"> runs on QueryBook semantic signatures — content is never stored — and </w:t>
+      </w:r>
+      <w:r>
+        <w:rPr>
+          <w:b/>
+          <w:bCs/>
+        </w:rPr>
+        <w:t xml:space="preserve">content-not-stored / one-way identity</w:t>
+      </w:r>
+      <w:r>
+        <w:t xml:space="preserve"> is QueryBook’s fact-level erasure by external-key destruction. Because the sealed record is a Fact Unit, UIAS inherits immutability, provenance, reproducibility, and the no-fabrication covenant.</w:t>
+      </w:r>
+    </w:p>
+    <w:p>
+      <w:pPr>
+        <w:spacing w:after="120"/>
+      </w:pPr>
+      <w:r>
+        <w:rPr>
+          <w:b/>
+          <w:bCs/>
+        </w:rPr>
+        <w:t xml:space="preserve">Scope, status &amp; counsel.</w:t>
+      </w:r>
+      <w:r>
+        <w:t xml:space="preserve"> Three invariant components (pre-dispute sealing; real-time cross-party similarity; signed Proof Package), transparency at five workflow positions (input / processing / storage / output / inter-system handoff), four integration modes (direct API, sidecar, gateway proxy, archive ingestion), and sector deployments (government IP, academic publishing, legal/administrative filing, commercial/software, sports wagering, lottery/sweepstakes, national security/classified). </w:t>
+      </w:r>
+      <w:r>
+        <w:rPr>
+          <w:b/>
+          <w:bCs/>
+        </w:rPr>
+        <w:t xml:space="preserve">Status:</w:t>
+      </w:r>
+      <w:r>
+        <w:t xml:space="preserve"> the QueryBook primitives it rests on are BUILT (content-addressed provenance-tracked ledger, agent manager, Prime-Directive gate, fact-level erasure); UIAS as a packaged service is SPEC/design. </w:t>
+      </w:r>
+      <w:r>
+        <w:rPr>
+          <w:b/>
+          <w:bCs/>
+        </w:rPr>
+        <w:t xml:space="preserve">Counsel note:</w:t>
+      </w:r>
+      <w:r>
+        <w:t xml:space="preserve"> UIAS evidence is designed for legal/regulatory/arbitration use — the factual-vs-legal boundary, the content-not-stored and one-way-identity constraints, regulated-sector rules, and jurisdictional admissibility must be confirmed by qualified counsel per sector before any deployment or filing; sector names are examples, not customers. Cross-refs: UIAS Service Specification (Word); Provisional Patent Section X ([0037]–[0040]), claims 39–46, FIG. 35–36; Registry UIAS entries (2026-10-01); Canonical Engine Spec service note.</w:t>
       </w:r>
     </w:p>
     <w:sectPr>

--- a/docs/QueryBook-Bible.docx
+++ b/docs/QueryBook-Bible.docx
@@ -22565,6 +22565,239 @@
       </w:r>
       <w:r>
         <w:t xml:space="preserve"> UIAS evidence is designed for legal/regulatory/arbitration use — the factual-vs-legal boundary, the content-not-stored and one-way-identity constraints, regulated-sector rules, and jurisdictional admissibility must be confirmed by qualified counsel per sector before any deployment or filing; sector names are examples, not customers. Cross-refs: UIAS Service Specification (Word); Provisional Patent Section X ([0037]–[0040]), claims 39–46, FIG. 35–36; Registry UIAS entries (2026-10-01); Canonical Engine Spec service note.</w:t>
+      </w:r>
+    </w:p>
+    <w:p>
+      <w:pPr>
+        <w:pStyle w:val="Heading1"/>
+        <w:spacing w:after="90" w:before="220"/>
+      </w:pPr>
+      <w:r>
+        <w:t xml:space="preserve">Amendment — Paralinguistic &amp; Pragmatic Interpretation Layer (PIL) (2026-10-02)</w:t>
+      </w:r>
+    </w:p>
+    <w:p>
+      <w:pPr>
+        <w:pStyle w:val="Heading2"/>
+        <w:spacing w:after="90" w:before="220"/>
+      </w:pPr>
+      <w:r>
+        <w:t xml:space="preserve">Judging how something is said, and in what human frame — for ingested voices and for queries</w:t>
+      </w:r>
+    </w:p>
+    <w:p>
+      <w:pPr>
+        <w:spacing w:after="120"/>
+      </w:pPr>
+      <w:r>
+        <w:rPr>
+          <w:b/>
+          <w:bCs/>
+        </w:rPr>
+        <w:t xml:space="preserve">Additive.</w:t>
+      </w:r>
+      <w:r>
+        <w:t xml:space="preserve"> The </w:t>
+      </w:r>
+      <w:r>
+        <w:rPr>
+          <w:b/>
+          <w:bCs/>
+        </w:rPr>
+        <w:t xml:space="preserve">Paralinguistic &amp; Pragmatic Interpretation Layer (PIL)</w:t>
+      </w:r>
+      <w:r>
+        <w:t xml:space="preserve"> lets QueryBook judge </w:t>
+      </w:r>
+      <w:r>
+        <w:rPr>
+          <w:b/>
+          <w:bCs/>
+        </w:rPr>
+        <w:t xml:space="preserve">how</w:t>
+      </w:r>
+      <w:r>
+        <w:t xml:space="preserve"> an utterance is spoken (tone, pacing, emotion) and </w:t>
+      </w:r>
+      <w:r>
+        <w:rPr>
+          <w:b/>
+          <w:bCs/>
+        </w:rPr>
+        <w:t xml:space="preserve">in what human frame</w:t>
+      </w:r>
+      <w:r>
+        <w:t xml:space="preserve"> it occurs (context, perspective, ergonomics, culture, social mores), and applies that interpretation to two things: </w:t>
+      </w:r>
+      <w:r>
+        <w:rPr>
+          <w:b/>
+          <w:bCs/>
+        </w:rPr>
+        <w:t xml:space="preserve">(A) voices ingested</w:t>
+      </w:r>
+      <w:r>
+        <w:t xml:space="preserve"> by QueryBook and </w:t>
+      </w:r>
+      <w:r>
+        <w:rPr>
+          <w:b/>
+          <w:bCs/>
+        </w:rPr>
+        <w:t xml:space="preserve">(B) human queries</w:t>
+      </w:r>
+      <w:r>
+        <w:t xml:space="preserve"> put to QueryBook. It sits between the acoustic/language front-ends and the reasoning/query core, in the LEL / LIL / SLPL family.</w:t>
+      </w:r>
+    </w:p>
+    <w:p>
+      <w:pPr>
+        <w:spacing w:after="120"/>
+      </w:pPr>
+      <w:r>
+        <w:rPr>
+          <w:b/>
+          <w:bCs/>
+        </w:rPr>
+        <w:t xml:space="preserve">The covenant for interpretation.</w:t>
+      </w:r>
+      <w:r>
+        <w:t xml:space="preserve"> Paralinguistic readings of tone, pacing, and affect are </w:t>
+      </w:r>
+      <w:r>
+        <w:rPr>
+          <w:b/>
+          <w:bCs/>
+        </w:rPr>
+        <w:t xml:space="preserve">measured signal features presented as labeled, confidence-scored estimates — never a claim about a person’s true feelings</w:t>
+      </w:r>
+      <w:r>
+        <w:t xml:space="preserve"> (the stance the Voice Lab already takes). Pragmatic frames (context / perspective / ergonomics / culture / social mores) are applied only from </w:t>
+      </w:r>
+      <w:r>
+        <w:rPr>
+          <w:b/>
+          <w:bCs/>
+        </w:rPr>
+        <w:t xml:space="preserve">auditable, provenance-tracked resources</w:t>
+      </w:r>
+      <w:r>
+        <w:t xml:space="preserve"> (pluggable culture/register packs, domain-partitioned like the language packs); an absent resource yields </w:t>
+      </w:r>
+      <w:r>
+        <w:rPr>
+          <w:b/>
+          <w:bCs/>
+        </w:rPr>
+        <w:t xml:space="preserve">unknown</w:t>
+      </w:r>
+      <w:r>
+        <w:t xml:space="preserve">, never a stereotype or a guess. A materially ambiguous interpretation </w:t>
+      </w:r>
+      <w:r>
+        <w:rPr>
+          <w:b/>
+          <w:bCs/>
+        </w:rPr>
+        <w:t xml:space="preserve">halts and asks one clarifying question</w:t>
+      </w:r>
+      <w:r>
+        <w:t xml:space="preserve"> rather than guessing. And for a query, PIL shapes only </w:t>
+      </w:r>
+      <w:r>
+        <w:rPr>
+          <w:b/>
+          <w:bCs/>
+        </w:rPr>
+        <w:t xml:space="preserve">which</w:t>
+      </w:r>
+      <w:r>
+        <w:t xml:space="preserve"> question is answered and </w:t>
+      </w:r>
+      <w:r>
+        <w:rPr>
+          <w:b/>
+          <w:bCs/>
+        </w:rPr>
+        <w:t xml:space="preserve">how</w:t>
+      </w:r>
+      <w:r>
+        <w:t xml:space="preserve"> it is phrased and delivered (register, honorifics, spoken-concise vs. screen-reader-structured) — the </w:t>
+      </w:r>
+      <w:r>
+        <w:rPr>
+          <w:b/>
+          <w:bCs/>
+        </w:rPr>
+        <w:t xml:space="preserve">answer’s facts still come only from the verified store</w:t>
+      </w:r>
+      <w:r>
+        <w:t xml:space="preserve">, cited or refused. Interpretation never injects a conclusion. Each utterance/query yields an </w:t>
+      </w:r>
+      <w:r>
+        <w:rPr>
+          <w:b/>
+          <w:bCs/>
+        </w:rPr>
+        <w:t xml:space="preserve">Interpretation Frame</w:t>
+      </w:r>
+      <w:r>
+        <w:t xml:space="preserve"> carried as provenance-tracked Fact Units.</w:t>
+      </w:r>
+    </w:p>
+    <w:p>
+      <w:pPr>
+        <w:spacing w:after="120"/>
+      </w:pPr>
+      <w:r>
+        <w:rPr>
+          <w:b/>
+          <w:bCs/>
+        </w:rPr>
+        <w:t xml:space="preserve">Status &amp; counsel.Built:</w:t>
+      </w:r>
+      <w:r>
+        <w:t xml:space="preserve"> loudness, pitch, register, and emphasis estimate in the Voice Lab, extended this revision with deterministic </w:t>
+      </w:r>
+      <w:r>
+        <w:rPr>
+          <w:b/>
+          <w:bCs/>
+        </w:rPr>
+        <w:t xml:space="preserve">pacing</w:t>
+      </w:r>
+      <w:r>
+        <w:t xml:space="preserve"> (speaking rate, pauses) and a </w:t>
+      </w:r>
+      <w:r>
+        <w:rPr>
+          <w:b/>
+          <w:bCs/>
+        </w:rPr>
+        <w:t xml:space="preserve">labeled arousal estimate</w:t>
+      </w:r>
+      <w:r>
+        <w:t xml:space="preserve"> — on-device, consent-gated, labeled. </w:t>
+      </w:r>
+      <w:r>
+        <w:rPr>
+          <w:b/>
+          <w:bCs/>
+        </w:rPr>
+        <w:t xml:space="preserve">Specified:</w:t>
+      </w:r>
+      <w:r>
+        <w:t xml:space="preserve"> the full pragmatic stack (sourced packs) and the query-interpretation front stage (ambiguity gate + register/ergonomic selector + Interpretation Frame across ingestion and query). </w:t>
+      </w:r>
+      <w:r>
+        <w:rPr>
+          <w:b/>
+          <w:bCs/>
+        </w:rPr>
+        <w:t xml:space="preserve">Counsel note:</w:t>
+      </w:r>
+      <w:r>
+        <w:t xml:space="preserve"> affect inference and cultural interpretation of persons raise privacy and anti-discrimination considerations (affect/biometric categories under GDPR and emerging AI regulation); the labeled-estimate stance, sourced-frame requirement, consent gate, and no-feelings-dossier / no-fabricated-culture constraints are designed to address them and require qualified-counsel review per jurisdiction. Cross-refs: PIL Interpretation-Layer Specification (Word); Provisional Patent Section XI ([0041]–[0044]), claims 47–54, FIG. 37–38; Registry PIL entries (2026-10-02); Canonical Engine Spec interpretation note.</w:t>
       </w:r>
     </w:p>
     <w:sectPr>

--- a/docs/QueryBook-Bible.docx
+++ b/docs/QueryBook-Bible.docx
@@ -22798,6 +22798,189 @@
       </w:r>
       <w:r>
         <w:t xml:space="preserve"> affect inference and cultural interpretation of persons raise privacy and anti-discrimination considerations (affect/biometric categories under GDPR and emerging AI regulation); the labeled-estimate stance, sourced-frame requirement, consent gate, and no-feelings-dossier / no-fabricated-culture constraints are designed to address them and require qualified-counsel review per jurisdiction. Cross-refs: PIL Interpretation-Layer Specification (Word); Provisional Patent Section XI ([0041]–[0044]), claims 47–54, FIG. 37–38; Registry PIL entries (2026-10-02); Canonical Engine Spec interpretation note.</w:t>
+      </w:r>
+    </w:p>
+    <w:p>
+      <w:pPr>
+        <w:pStyle w:val="Heading1"/>
+        <w:spacing w:after="90" w:before="220"/>
+      </w:pPr>
+      <w:r>
+        <w:t xml:space="preserve">Amendment — Lecture Query: a New Interaction Mode (2026-10-02)</w:t>
+      </w:r>
+    </w:p>
+    <w:p>
+      <w:pPr>
+        <w:pStyle w:val="Heading2"/>
+        <w:spacing w:after="90" w:before="220"/>
+      </w:pPr>
+      <w:r>
+        <w:t xml:space="preserve">Turning spoken events into forever-linked, attributed, queryable knowledge</w:t>
+      </w:r>
+    </w:p>
+    <w:p>
+      <w:pPr>
+        <w:spacing w:after="120"/>
+      </w:pPr>
+      <w:r>
+        <w:rPr>
+          <w:b/>
+          <w:bCs/>
+        </w:rPr>
+        <w:t xml:space="preserve">Additive.Lecture Query</w:t>
+      </w:r>
+      <w:r>
+        <w:t xml:space="preserve"> is a new QueryBook interaction mode, alongside Q&amp;A, Tutorial, and Conversational. A user submits a </w:t>
+      </w:r>
+      <w:r>
+        <w:rPr>
+          <w:b/>
+          <w:bCs/>
+        </w:rPr>
+        <w:t xml:space="preserve">live or recorded audio or video program</w:t>
+      </w:r>
+      <w:r>
+        <w:t xml:space="preserve"> — a talk, lecture, sermon, briefing, hearing, deposition, panel, or class — and QueryBook </w:t>
+      </w:r>
+      <w:r>
+        <w:rPr>
+          <w:b/>
+          <w:bCs/>
+        </w:rPr>
+        <w:t xml:space="preserve">transcribes, analyzes, summarizes, and ingests</w:t>
+      </w:r>
+      <w:r>
+        <w:t xml:space="preserve"> it into the library as a </w:t>
+      </w:r>
+      <w:r>
+        <w:rPr>
+          <w:b/>
+          <w:bCs/>
+        </w:rPr>
+        <w:t xml:space="preserve">Lecture Record</w:t>
+      </w:r>
+      <w:r>
+        <w:t xml:space="preserve">, </w:t>
+      </w:r>
+      <w:r>
+        <w:rPr>
+          <w:b/>
+          <w:bCs/>
+        </w:rPr>
+        <w:t xml:space="preserve">forever linked</w:t>
+      </w:r>
+      <w:r>
+        <w:t xml:space="preserve"> to the speaker, venue, event, organization, and date. It composes the existing subsystems: the ASR front-end, the Paralinguistic &amp; Pragmatic Interpretation Layer (PIL) for tone/emotion/pacing, the Language Expression Layer (LEL) for structure, the Language &amp; Identity Linking subsystem (LIL) for speaker/entity linking, the UIAS ingestion path, and the content-addressed Fact Unit library.</w:t>
+      </w:r>
+    </w:p>
+    <w:p>
+      <w:pPr>
+        <w:spacing w:after="120"/>
+      </w:pPr>
+      <w:r>
+        <w:rPr>
+          <w:b/>
+          <w:bCs/>
+        </w:rPr>
+        <w:t xml:space="preserve">The covenant for lectures — said is not true.</w:t>
+      </w:r>
+      <w:r>
+        <w:t xml:space="preserve"> A lecture is what someone said, which is not the same as what is true. So a claim extracted from a lecture is stored as an </w:t>
+      </w:r>
+      <w:r>
+        <w:rPr>
+          <w:b/>
+          <w:bCs/>
+        </w:rPr>
+        <w:t xml:space="preserve">attributed utterance fact</w:t>
+      </w:r>
+      <w:r>
+        <w:t xml:space="preserve"> — per &lt;speaker&gt; at &lt;event&gt; on &lt;date&gt; · asserted · &lt;claim&gt; — with the lecture as its source, and is </w:t>
+      </w:r>
+      <w:r>
+        <w:rPr>
+          <w:b/>
+          <w:bCs/>
+        </w:rPr>
+        <w:t xml:space="preserve">never promoted to world-truth</w:t>
+      </w:r>
+      <w:r>
+        <w:t xml:space="preserve"> on the strength of having been spoken; QueryBook can then </w:t>
+      </w:r>
+      <w:r>
+        <w:rPr>
+          <w:b/>
+          <w:bCs/>
+        </w:rPr>
+        <w:t xml:space="preserve">gate</w:t>
+      </w:r>
+      <w:r>
+        <w:t xml:space="preserve"> it against the library (corroborated / contradicted / open). Tone and emotion are </w:t>
+      </w:r>
+      <w:r>
+        <w:rPr>
+          <w:b/>
+          <w:bCs/>
+        </w:rPr>
+        <w:t xml:space="preserve">labeled estimates</w:t>
+      </w:r>
+      <w:r>
+        <w:t xml:space="preserve"> (PIL), never a claim about the speaker’s true feelings; the </w:t>
+      </w:r>
+      <w:r>
+        <w:rPr>
+          <w:b/>
+          <w:bCs/>
+        </w:rPr>
+        <w:t xml:space="preserve">speaker link is trust-gated</w:t>
+      </w:r>
+      <w:r>
+        <w:t xml:space="preserve"> (VERIFIED / CONTRADICTED / UNKNOWN — no fabricated attribution); the transcript is </w:t>
+      </w:r>
+      <w:r>
+        <w:rPr>
+          <w:b/>
+          <w:bCs/>
+        </w:rPr>
+        <w:t xml:space="preserve">untrusted input shown for confirmation</w:t>
+      </w:r>
+      <w:r>
+        <w:t xml:space="preserve">; and biometric linking is </w:t>
+      </w:r>
+      <w:r>
+        <w:rPr>
+          <w:b/>
+          <w:bCs/>
+        </w:rPr>
+        <w:t xml:space="preserve">consent-gated</w:t>
+      </w:r>
+      <w:r>
+        <w:t xml:space="preserve">. “Forever linked” is literal: content-addressed, immutable, provenance-tracked — the record cannot be silently altered or mis-attributed. Afterward the record is queryable (“what did Dr. X say about Y at the 2026 Summit?”, “where did A and B disagree?”, “how did the tone change during the Q&amp;A?”), answered with citations and attribution, refused where unknown.</w:t>
+      </w:r>
+    </w:p>
+    <w:p>
+      <w:pPr>
+        <w:spacing w:after="120"/>
+      </w:pPr>
+      <w:r>
+        <w:rPr>
+          <w:b/>
+          <w:bCs/>
+        </w:rPr>
+        <w:t xml:space="preserve">Status &amp; counsel.</w:t>
+      </w:r>
+      <w:r>
+        <w:t xml:space="preserve"> Composed from built parts (Fact Unit library, ingestion, LEL grounding, deterministic summary primitives, acoustic PIL) and specified parts (ASR, diarization, full pragmatic stack, LIL speaker/face linking); as a packaged mode it is SPEC/design. </w:t>
+      </w:r>
+      <w:r>
+        <w:rPr>
+          <w:b/>
+          <w:bCs/>
+        </w:rPr>
+        <w:t xml:space="preserve">Counsel note:</w:t>
+      </w:r>
+      <w:r>
+        <w:t xml:space="preserve"> recording and analyzing identifiable speakers and venues raises consent, right-of-publicity/likeness, biometric-privacy, recording-consent (wiretap), and copyright considerations; the consent gate, the attributed-not-asserted claim model, trust-gated identity, and retention/sealing constraints are designed to address them and require qualified-counsel review per jurisdiction. Cross-refs: Lecture Query Mode Specification (Word); Provisional Patent Section XII ([0045]–[0048]), claims 55–62, FIG. 39–40; Registry Lecture Query entries (2026-10-02); Canonical Engine Spec mode note.</w:t>
       </w:r>
     </w:p>
     <w:sectPr>

--- a/docs/QueryBook-Bible.docx
+++ b/docs/QueryBook-Bible.docx
@@ -11991,6 +11991,48 @@
       </w:pPr>
       <w:r>
         <w:t xml:space="preserve">Status &amp; counsel. Built: the text parser, StyleProfile catalog + application, silhouette policy, context enrichment, MusicSelector/CueEngine, orchestrator, API, and UI (prototype v9.54, QC 14/14). The Gemini/Veo video render and real audio mixing are gated/external (a plan is produced offline). Counsel note: reconstructing scenes from copyrighted sources, depicting real people/places, and cultural/period depiction raise copyright, right-of-publicity, and sensitivity considerations; the interpretive-rendering covenant, no-caricature stance, source sealing, and the dry-run default are designed to help and require qualified-counsel review. Cross-refs: QueryBook Scene Reconstructor Specification (Word); Registry entries [220]–[226] (2026-10-02); Scene Director (qb_gemini).</w:t>
+      </w:r>
+    </w:p>
+    <w:p>
+      <w:pPr>
+        <w:pStyle w:val="Heading1"/>
+        <w:spacing w:after="90" w:before="220"/>
+      </w:pPr>
+      <w:r>
+        <w:t xml:space="preserve">Amendment — Education &amp; Multi-Tenant SaaS front-ends (2026-10-02)</w:t>
+      </w:r>
+    </w:p>
+    <w:p>
+      <w:pPr>
+        <w:pStyle w:val="Heading2"/>
+        <w:spacing w:after="90" w:before="220"/>
+      </w:pPr>
+      <w:r>
+        <w:t xml:space="preserve">From engine primitives to full learner, educator, collaboration, and tenant front-ends</w:t>
+      </w:r>
+    </w:p>
+    <w:p>
+      <w:pPr>
+        <w:spacing w:after="120"/>
+      </w:pPr>
+      <w:r>
+        <w:t xml:space="preserve">Additive. The prototype now ships the Education subsystem and a multi-tenant SaaS console as working front-ends on top of existing primitives (assessment, ontology, rights, integrity): a Learner/Reader experience (/learn) that builds an adaptive lesson — concepts + quiz — from Fact Units, grades deterministically, and reports mastery, misconceptions, a study guide, and a concept map; an Educator analytics dashboard (/educator) with class/cohort mastery, misconception clusters, engagement, and cohort comparison; a Collaboration workspace (/collab) of shared resources, annotations, and threaded discussion, each record provenance-sealed; and a SaaS Admin console (/admin) with a tenant registry, users &amp; roles, plan→edition mapping, usage metering, and per-tenant entitlements.</w:t>
+      </w:r>
+    </w:p>
+    <w:p>
+      <w:pPr>
+        <w:spacing w:after="120"/>
+      </w:pPr>
+      <w:r>
+        <w:t xml:space="preserve">The covenant for education &amp; tenancy. Lessons quiz only verified Fact Units; grading is deterministic; mastery and misconceptions are computed, not asserted. Collaboration content is attributed user input (sealed in the integrity ledger), never promoted to world-truth. Multi-tenancy is a deterministic registry + namespacing contract that derives entitlements from the edition and nothing more — not a hardened production isolation layer (labelled as such, pending a security pass).</w:t>
+      </w:r>
+    </w:p>
+    <w:p>
+      <w:pPr>
+        <w:spacing w:after="120"/>
+      </w:pPr>
+      <w:r>
+        <w:t xml:space="preserve">Status. Built &amp; tested (prototype v9.56): qb_education (QC 7/7), qb_collab (5/5), qb_saas (8/8), end-to-end lesson→grade→class-analytics over HTTP. Registry coverage rose to Included 100 / 226. Counsel note: storing learner performance, identities, and tenant data raises FERPA/student-privacy, data-residency, and multi-tenant-isolation obligations; the deterministic records, provenance sealing, consent gates, and the labelled (not-yet-hardened) isolation are designed to help and require qualified-counsel and a security review before production. Cross-refs: Registry [227]-[231]; audit workbook; Two-System Architecture &amp; Roadmap (Waves 1 &amp; 3).</w:t>
       </w:r>
     </w:p>
     <w:sectPr>
